--- a/output/docx/resume-pt.docx
+++ b/output/docx/resume-pt.docx
@@ -19,9 +19,18 @@
     </w:p>
     <w:p>
       <w:pPr>
-        <w:spacing w:after="100"/>
+        <w:spacing w:after="0"/>
         <w:jc w:val="center"/>
       </w:pPr>
+      <w:r>
+        <w:rPr>
+          <w:rFonts w:ascii="Arial" w:hAnsi="Arial"/>
+          <w:b/>
+          <w:color w:val="111111"/>
+          <w:sz w:val="17"/>
+        </w:rPr>
+        <w:t xml:space="preserve">E-mail: </w:t>
+      </w:r>
       <w:hyperlink r:id="rId9">
         <w:r>
           <w:rPr>
@@ -39,7 +48,21 @@
           <w:color w:val="111111"/>
           <w:sz w:val="17"/>
         </w:rPr>
-        <w:t xml:space="preserve">  ·  </w:t>
+        <w:t xml:space="preserve">  ·  Telefone: +55 11 99246-0017</w:t>
+      </w:r>
+    </w:p>
+    <w:p>
+      <w:pPr>
+        <w:spacing w:after="0"/>
+        <w:jc w:val="center"/>
+      </w:pPr>
+      <w:r>
+        <w:rPr>
+          <w:rFonts w:ascii="Arial" w:hAnsi="Arial"/>
+          <w:color w:val="111111"/>
+          <w:sz w:val="17"/>
+        </w:rPr>
+        <w:t xml:space="preserve">Localização: Barueri, SP - Brasil  ·  Website: </w:t>
       </w:r>
       <w:hyperlink r:id="rId10">
         <w:r>
@@ -52,13 +75,20 @@
           <w:t>fbondia.github.io</w:t>
         </w:r>
       </w:hyperlink>
+    </w:p>
+    <w:p>
+      <w:pPr>
+        <w:spacing w:after="100"/>
+        <w:jc w:val="center"/>
+      </w:pPr>
       <w:r>
         <w:rPr>
           <w:rFonts w:ascii="Arial" w:hAnsi="Arial"/>
+          <w:b/>
           <w:color w:val="111111"/>
           <w:sz w:val="17"/>
         </w:rPr>
-        <w:t xml:space="preserve">  ·  </w:t>
+        <w:t xml:space="preserve">LinkedIn: </w:t>
       </w:r>
       <w:hyperlink r:id="rId11">
         <w:r>
@@ -74,10 +104,11 @@
       <w:r>
         <w:rPr>
           <w:rFonts w:ascii="Arial" w:hAnsi="Arial"/>
+          <w:b/>
           <w:color w:val="111111"/>
           <w:sz w:val="17"/>
         </w:rPr>
-        <w:t xml:space="preserve">  ·  </w:t>
+        <w:t xml:space="preserve">  ·  GitHub: </w:t>
       </w:r>
       <w:hyperlink r:id="rId12">
         <w:r>
@@ -476,7 +507,7 @@
     <w:p>
       <w:pPr>
         <w:sectPr>
-          <w:footerReference w:type="default" r:id="rId21"/>
+          <w:footerReference w:type="default" r:id="rId24"/>
           <w:pgSz w:w="12240" w:h="15840"/>
           <w:pgMar w:top="792" w:right="936" w:bottom="792" w:left="936" w:header="360" w:footer="403" w:gutter="0"/>
           <w:cols w:space="720"/>
@@ -1571,7 +1602,7 @@
           <w:color w:val="111111"/>
           <w:sz w:val="20"/>
         </w:rPr>
-        <w:t>Bondia Workspaces (BIAWS) — Criador e Desenvolvedor Principal</w:t>
+        <w:t>Manura — Criador e Arquiteto de Software</w:t>
       </w:r>
     </w:p>
     <w:p>
@@ -1586,7 +1617,7 @@
           <w:color w:val="111111"/>
           <w:sz w:val="18"/>
         </w:rPr>
-        <w:t>Workspace operacional open source e agent-native para equipes híbridas de software formadas por pessoas e agentes de IA. Reúne issues, melhorias, procedimentos operacionais, topologia de aplicações, sinais de saúde dos ambientes e skills versionadas para agentes em uma única plataforma.</w:t>
+        <w:t>Plataforma modular para gestão de ativos, manutenção e operações de campo. Oferece gestão do ciclo de vida de ativos, atividades preventivas, corretivas e preditivas, formulários dinâmicos, fluxos configuráveis, planejamento geográfico, execução móvel offline, estoque, recursos operacionais, trilhas de auditoria e configuração assistida por IA.</w:t>
       </w:r>
     </w:p>
     <w:p>
@@ -1601,7 +1632,7 @@
           <w:color w:val="111111"/>
           <w:sz w:val="18"/>
         </w:rPr>
-        <w:t>Projetei ferramentas MCP com escopo por domínio e um fluxo baseado em CLI para publicar e instalar capacidades de agentes sem acesso irrestrito ao banco de dados. A plataforma inclui autorização por workspace, trilhas de auditoria, instalação reproduzível com Docker, suporte a múltiplas instâncias e integração com clientes como Codex e Claude.</w:t>
+        <w:t>Sou responsável pela arquitetura do produto nas aplicações web e mobile, backend, componentes de domínio compartilhados, testes automatizados, CI/CD, observabilidade e ferramentas operacionais.</w:t>
       </w:r>
     </w:p>
     <w:p>
@@ -1623,7 +1654,7 @@
           <w:color w:val="111111"/>
           <w:sz w:val="18"/>
         </w:rPr>
-        <w:t>Inteligência Artificial, Arquitetura de Software, Node.js, React, MongoDB, Docker, MCP</w:t>
+        <w:t>Arquitetura de Software, React Native, React, Node.js, Firebase, MongoDB, Playwright</w:t>
       </w:r>
     </w:p>
     <w:p>
@@ -1638,7 +1669,7 @@
             <w:color w:val="0563C1"/>
             <w:u w:val="single"/>
           </w:rPr>
-          <w:t>Repositório no GitHub</w:t>
+          <w:t>Site do produto</w:t>
         </w:r>
       </w:hyperlink>
     </w:p>
@@ -1703,7 +1734,7 @@
           <w:color w:val="111111"/>
           <w:sz w:val="20"/>
         </w:rPr>
-        <w:t>Manura — Criador e Arquiteto de Software</w:t>
+        <w:t>Bondia Workspaces (BIAWS) — Criador e Desenvolvedor Principal</w:t>
       </w:r>
     </w:p>
     <w:p>
@@ -1718,7 +1749,7 @@
           <w:color w:val="111111"/>
           <w:sz w:val="18"/>
         </w:rPr>
-        <w:t>Plataforma modular para gestão de ativos, manutenção e operações de campo. Oferece gestão do ciclo de vida de ativos, atividades preventivas, corretivas e preditivas, formulários dinâmicos, fluxos configuráveis, planejamento geográfico, execução móvel offline, estoque, recursos operacionais, trilhas de auditoria e configuração assistida por IA.</w:t>
+        <w:t>Workspace operacional open source e agent-native para equipes híbridas de software formadas por pessoas e agentes de IA. Reúne issues, melhorias, procedimentos operacionais, topologia de aplicações, sinais de saúde dos ambientes e skills versionadas para agentes em uma única plataforma.</w:t>
       </w:r>
     </w:p>
     <w:p>
@@ -1733,7 +1764,7 @@
           <w:color w:val="111111"/>
           <w:sz w:val="18"/>
         </w:rPr>
-        <w:t>Sou responsável pela arquitetura do produto nas aplicações web e mobile, backend, componentes de domínio compartilhados, testes automatizados, CI/CD, observabilidade e ferramentas operacionais.</w:t>
+        <w:t>Projetei ferramentas MCP com escopo por domínio e um fluxo baseado em CLI para publicar e instalar capacidades de agentes sem acesso irrestrito ao banco de dados. A plataforma inclui autorização por workspace, trilhas de auditoria, instalação reproduzível com Docker, suporte a múltiplas instâncias e integração com clientes como Codex e Claude.</w:t>
       </w:r>
     </w:p>
     <w:p>
@@ -1755,7 +1786,7 @@
           <w:color w:val="111111"/>
           <w:sz w:val="18"/>
         </w:rPr>
-        <w:t>Arquitetura de Software, React Native, React, Node.js, Firebase, MongoDB, Playwright</w:t>
+        <w:t>Inteligência Artificial, Arquitetura de Software, Node.js, React, MongoDB, Docker, MCP</w:t>
       </w:r>
     </w:p>
     <w:p>
@@ -1770,7 +1801,7 @@
             <w:color w:val="0563C1"/>
             <w:u w:val="single"/>
           </w:rPr>
-          <w:t>Site do produto</w:t>
+          <w:t>Repositório no GitHub</w:t>
         </w:r>
       </w:hyperlink>
     </w:p>
@@ -2072,6 +2103,48 @@
         <w:pStyle w:val="ResumeRole"/>
       </w:pPr>
       <w:r>
+        <w:drawing>
+          <wp:inline xmlns:a="http://schemas.openxmlformats.org/drawingml/2006/main" xmlns:pic="http://schemas.openxmlformats.org/drawingml/2006/picture">
+            <wp:extent cx="265176" cy="265176"/>
+            <wp:docPr id="5" name="Picture 5"/>
+            <wp:cNvGraphicFramePr>
+              <a:graphicFrameLocks noChangeAspect="1"/>
+            </wp:cNvGraphicFramePr>
+            <a:graphic>
+              <a:graphicData uri="http://schemas.openxmlformats.org/drawingml/2006/picture">
+                <pic:pic>
+                  <pic:nvPicPr>
+                    <pic:cNvPr id="0" name="image.png"/>
+                    <pic:cNvPicPr/>
+                  </pic:nvPicPr>
+                  <pic:blipFill>
+                    <a:blip r:embed="rId21"/>
+                    <a:stretch>
+                      <a:fillRect/>
+                    </a:stretch>
+                  </pic:blipFill>
+                  <pic:spPr>
+                    <a:xfrm>
+                      <a:off x="0" y="0"/>
+                      <a:ext cx="265176" cy="265176"/>
+                    </a:xfrm>
+                    <a:prstGeom prst="rect"/>
+                  </pic:spPr>
+                </pic:pic>
+              </a:graphicData>
+            </a:graphic>
+          </wp:inline>
+        </w:drawing>
+      </w:r>
+      <w:r>
+        <w:rPr>
+          <w:rFonts w:ascii="Arial" w:hAnsi="Arial"/>
+          <w:color w:val="111111"/>
+          <w:sz w:val="18"/>
+        </w:rPr>
+        <w:t xml:space="preserve">  </w:t>
+      </w:r>
+      <w:r>
         <w:rPr>
           <w:rFonts w:ascii="Arial" w:hAnsi="Arial"/>
           <w:b/>
@@ -2084,6 +2157,7 @@
     <w:p>
       <w:pPr>
         <w:pStyle w:val="ResumeMeta"/>
+        <w:ind w:left="619"/>
       </w:pPr>
       <w:r>
         <w:rPr>
@@ -2255,6 +2329,48 @@
         <w:pStyle w:val="ResumeRole"/>
       </w:pPr>
       <w:r>
+        <w:drawing>
+          <wp:inline xmlns:a="http://schemas.openxmlformats.org/drawingml/2006/main" xmlns:pic="http://schemas.openxmlformats.org/drawingml/2006/picture">
+            <wp:extent cx="265176" cy="265176"/>
+            <wp:docPr id="6" name="Picture 6"/>
+            <wp:cNvGraphicFramePr>
+              <a:graphicFrameLocks noChangeAspect="1"/>
+            </wp:cNvGraphicFramePr>
+            <a:graphic>
+              <a:graphicData uri="http://schemas.openxmlformats.org/drawingml/2006/picture">
+                <pic:pic>
+                  <pic:nvPicPr>
+                    <pic:cNvPr id="0" name="image.png"/>
+                    <pic:cNvPicPr/>
+                  </pic:nvPicPr>
+                  <pic:blipFill>
+                    <a:blip r:embed="rId22"/>
+                    <a:stretch>
+                      <a:fillRect/>
+                    </a:stretch>
+                  </pic:blipFill>
+                  <pic:spPr>
+                    <a:xfrm>
+                      <a:off x="0" y="0"/>
+                      <a:ext cx="265176" cy="265176"/>
+                    </a:xfrm>
+                    <a:prstGeom prst="rect"/>
+                  </pic:spPr>
+                </pic:pic>
+              </a:graphicData>
+            </a:graphic>
+          </wp:inline>
+        </w:drawing>
+      </w:r>
+      <w:r>
+        <w:rPr>
+          <w:rFonts w:ascii="Arial" w:hAnsi="Arial"/>
+          <w:color w:val="111111"/>
+          <w:sz w:val="18"/>
+        </w:rPr>
+        <w:t xml:space="preserve">  </w:t>
+      </w:r>
+      <w:r>
         <w:rPr>
           <w:rFonts w:ascii="Arial" w:hAnsi="Arial"/>
           <w:b/>
@@ -2267,6 +2383,7 @@
     <w:p>
       <w:pPr>
         <w:pStyle w:val="ResumeMeta"/>
+        <w:ind w:left="619"/>
       </w:pPr>
       <w:r>
         <w:rPr>
@@ -2540,6 +2657,48 @@
         <w:pStyle w:val="ResumeRole"/>
       </w:pPr>
       <w:r>
+        <w:drawing>
+          <wp:inline xmlns:a="http://schemas.openxmlformats.org/drawingml/2006/main" xmlns:pic="http://schemas.openxmlformats.org/drawingml/2006/picture">
+            <wp:extent cx="265176" cy="265176"/>
+            <wp:docPr id="7" name="Picture 7"/>
+            <wp:cNvGraphicFramePr>
+              <a:graphicFrameLocks noChangeAspect="1"/>
+            </wp:cNvGraphicFramePr>
+            <a:graphic>
+              <a:graphicData uri="http://schemas.openxmlformats.org/drawingml/2006/picture">
+                <pic:pic>
+                  <pic:nvPicPr>
+                    <pic:cNvPr id="0" name="image.png"/>
+                    <pic:cNvPicPr/>
+                  </pic:nvPicPr>
+                  <pic:blipFill>
+                    <a:blip r:embed="rId23"/>
+                    <a:stretch>
+                      <a:fillRect/>
+                    </a:stretch>
+                  </pic:blipFill>
+                  <pic:spPr>
+                    <a:xfrm>
+                      <a:off x="0" y="0"/>
+                      <a:ext cx="265176" cy="265176"/>
+                    </a:xfrm>
+                    <a:prstGeom prst="rect"/>
+                  </pic:spPr>
+                </pic:pic>
+              </a:graphicData>
+            </a:graphic>
+          </wp:inline>
+        </w:drawing>
+      </w:r>
+      <w:r>
+        <w:rPr>
+          <w:rFonts w:ascii="Arial" w:hAnsi="Arial"/>
+          <w:color w:val="111111"/>
+          <w:sz w:val="18"/>
+        </w:rPr>
+        <w:t xml:space="preserve">  </w:t>
+      </w:r>
+      <w:r>
         <w:rPr>
           <w:rFonts w:ascii="Arial" w:hAnsi="Arial"/>
           <w:b/>
@@ -2552,6 +2711,7 @@
     <w:p>
       <w:pPr>
         <w:pStyle w:val="ResumeMeta"/>
+        <w:ind w:left="619"/>
       </w:pPr>
       <w:r>
         <w:rPr>
@@ -2718,64 +2878,8 @@
     </w:p>
     <w:p>
       <w:pPr>
-        <w:pStyle w:val="ResumeRole"/>
-      </w:pPr>
-      <w:r>
-        <w:rPr>
-          <w:rFonts w:ascii="Arial" w:hAnsi="Arial"/>
-          <w:b/>
-          <w:color w:val="111111"/>
-          <w:sz w:val="20"/>
-        </w:rPr>
-        <w:t>Desenvolvedor de Software Sênior</w:t>
-      </w:r>
-    </w:p>
-    <w:p>
-      <w:pPr>
-        <w:pStyle w:val="ResumeMeta"/>
-      </w:pPr>
-      <w:r>
-        <w:rPr>
-          <w:rFonts w:ascii="Arial" w:hAnsi="Arial"/>
-          <w:color w:val="111111"/>
-          <w:sz w:val="18"/>
-        </w:rPr>
-        <w:t>Schneider Electric - 01/2014 - 02/2016</w:t>
-      </w:r>
-    </w:p>
-    <w:p>
-      <w:pPr>
-        <w:pStyle w:val="ResumeBody"/>
-        <w:spacing w:after="60"/>
-      </w:pPr>
-      <w:r>
-        <w:rPr>
-          <w:rFonts w:ascii="Arial" w:hAnsi="Arial"/>
-          <w:i w:val="0"/>
-          <w:color w:val="111111"/>
-          <w:sz w:val="18"/>
-        </w:rPr>
-        <w:t>Projeto desenvolvido por meio da consultoria Nalbatech.</w:t>
-      </w:r>
-    </w:p>
-    <w:p>
-      <w:pPr>
-        <w:pStyle w:val="ResumeBody"/>
-        <w:spacing w:after="60"/>
-      </w:pPr>
-      <w:r>
-        <w:rPr>
-          <w:rFonts w:ascii="Arial" w:hAnsi="Arial"/>
-          <w:i w:val="0"/>
-          <w:color w:val="111111"/>
-          <w:sz w:val="18"/>
-        </w:rPr>
-        <w:t>Desenvolvimento de uma ferramenta para cálculo de comissões de representantes comerciais.</w:t>
-      </w:r>
-    </w:p>
-    <w:p>
-      <w:pPr>
         <w:pStyle w:val="ResumeCategory"/>
+        <w:spacing w:before="60" w:after="40"/>
       </w:pPr>
       <w:r>
         <w:rPr>
@@ -2784,1991 +2888,330 @@
           <w:color w:val="111111"/>
           <w:sz w:val="18"/>
         </w:rPr>
-        <w:t>Tecnologias</w:t>
+        <w:t>Experiências anteriores</w:t>
       </w:r>
     </w:p>
     <w:p>
       <w:pPr>
-        <w:pStyle w:val="ResumeCompactBullet"/>
-      </w:pPr>
-      <w:r>
-        <w:rPr>
-          <w:rFonts w:ascii="Arial" w:hAnsi="Arial"/>
-          <w:color w:val="111111"/>
-          <w:sz w:val="18"/>
-        </w:rPr>
-        <w:t>.NET</w:t>
-      </w:r>
-    </w:p>
-    <w:p>
-      <w:pPr>
-        <w:pStyle w:val="ResumeCompactBullet"/>
-      </w:pPr>
-      <w:r>
-        <w:rPr>
-          <w:rFonts w:ascii="Arial" w:hAnsi="Arial"/>
-          <w:color w:val="111111"/>
-          <w:sz w:val="18"/>
-        </w:rPr>
-        <w:t>C#</w:t>
-      </w:r>
-    </w:p>
-    <w:p>
-      <w:pPr>
-        <w:pStyle w:val="ResumeCompactBullet"/>
-      </w:pPr>
-      <w:r>
-        <w:rPr>
-          <w:rFonts w:ascii="Arial" w:hAnsi="Arial"/>
-          <w:color w:val="111111"/>
-          <w:sz w:val="18"/>
-        </w:rPr>
-        <w:t>MVC</w:t>
-      </w:r>
-    </w:p>
-    <w:p>
-      <w:pPr>
-        <w:pStyle w:val="ResumeCompactBullet"/>
-      </w:pPr>
-      <w:r>
-        <w:rPr>
-          <w:rFonts w:ascii="Arial" w:hAnsi="Arial"/>
-          <w:color w:val="111111"/>
-          <w:sz w:val="18"/>
-        </w:rPr>
-        <w:t>Oracle</w:t>
-      </w:r>
-    </w:p>
-    <w:p>
-      <w:pPr>
-        <w:pStyle w:val="ResumeCompactBullet"/>
-      </w:pPr>
-      <w:r>
-        <w:rPr>
-          <w:rFonts w:ascii="Arial" w:hAnsi="Arial"/>
-          <w:color w:val="111111"/>
-          <w:sz w:val="18"/>
-        </w:rPr>
-        <w:t>jQuery</w:t>
-      </w:r>
-    </w:p>
-    <w:p>
-      <w:pPr>
-        <w:pStyle w:val="ResumeCompactBullet"/>
-      </w:pPr>
-      <w:r>
-        <w:rPr>
-          <w:rFonts w:ascii="Arial" w:hAnsi="Arial"/>
-          <w:color w:val="111111"/>
-          <w:sz w:val="18"/>
-        </w:rPr>
-        <w:t>Bootstrap</w:t>
-      </w:r>
-    </w:p>
-    <w:p>
-      <w:pPr>
-        <w:spacing w:before="20" w:after="80"/>
-        <w:pBdr>
-          <w:bottom w:val="single" w:sz="5" w:space="1" w:color="222222"/>
-        </w:pBdr>
-      </w:pPr>
-    </w:p>
-    <w:p>
-      <w:pPr>
-        <w:pStyle w:val="ResumeRole"/>
+        <w:pStyle w:val="ResumeBody"/>
+        <w:spacing w:after="30"/>
       </w:pPr>
       <w:r>
         <w:rPr>
           <w:rFonts w:ascii="Arial" w:hAnsi="Arial"/>
           <w:b/>
           <w:color w:val="111111"/>
-          <w:sz w:val="20"/>
+          <w:sz w:val="17"/>
         </w:rPr>
-        <w:t>Especialista de Sistemas</w:t>
+        <w:t>Desenvolvedor de Software Sênior</w:t>
+      </w:r>
+      <w:r>
+        <w:rPr>
+          <w:rFonts w:ascii="Arial" w:hAnsi="Arial"/>
+          <w:color w:val="555555"/>
+          <w:sz w:val="17"/>
+        </w:rPr>
+        <w:t xml:space="preserve"> · Schneider Electric — 01/2014 - 02/2016</w:t>
       </w:r>
     </w:p>
     <w:p>
       <w:pPr>
-        <w:pStyle w:val="ResumeMeta"/>
-      </w:pPr>
-      <w:r>
-        <w:rPr>
-          <w:rFonts w:ascii="Arial" w:hAnsi="Arial"/>
-          <w:color w:val="111111"/>
-          <w:sz w:val="18"/>
-        </w:rPr>
-        <w:t>Cielo - 06/2013 - 01/2014</w:t>
-      </w:r>
-    </w:p>
-    <w:p>
-      <w:pPr>
         <w:pStyle w:val="ResumeBody"/>
-        <w:spacing w:after="60"/>
-      </w:pPr>
-      <w:r>
-        <w:rPr>
-          <w:rFonts w:ascii="Arial" w:hAnsi="Arial"/>
-          <w:i w:val="0"/>
-          <w:color w:val="111111"/>
-          <w:sz w:val="18"/>
-        </w:rPr>
-        <w:t>Contratado pela Cielo como Especialista de Sistemas, atuando na área de Suporte a Sistemas de Baixa Plataforma. Responsável pela gestão de incidentes, problemas, solicitações e melhorias em 35 aplicações, incluindo sistemas críticos como o de envio de grades de pagamento aos bancos e de processamento de transações em lote (EDI).</w:t>
-      </w:r>
-    </w:p>
-    <w:p>
-      <w:pPr>
-        <w:pStyle w:val="ResumeBody"/>
-        <w:spacing w:after="60"/>
-      </w:pPr>
-      <w:r>
-        <w:rPr>
-          <w:rFonts w:ascii="Arial" w:hAnsi="Arial"/>
-          <w:i w:val="0"/>
-          <w:color w:val="111111"/>
-          <w:sz w:val="18"/>
-        </w:rPr>
-        <w:t>Também atuei na gestão de fornecedores de software e como elo entre a equipe técnica e áreas como Arquitetura, Homologação, Infraestrutura e Gestão de Mudanças.</w:t>
-      </w:r>
-    </w:p>
-    <w:p>
-      <w:pPr>
-        <w:pStyle w:val="ResumeCategory"/>
+        <w:spacing w:after="30"/>
       </w:pPr>
       <w:r>
         <w:rPr>
           <w:rFonts w:ascii="Arial" w:hAnsi="Arial"/>
           <w:b/>
           <w:color w:val="111111"/>
-          <w:sz w:val="18"/>
+          <w:sz w:val="17"/>
         </w:rPr>
-        <w:t>Tecnologias e Metodologias</w:t>
+        <w:t>Especialista de Sistemas</w:t>
+      </w:r>
+      <w:r>
+        <w:rPr>
+          <w:rFonts w:ascii="Arial" w:hAnsi="Arial"/>
+          <w:color w:val="555555"/>
+          <w:sz w:val="17"/>
+        </w:rPr>
+        <w:t xml:space="preserve"> · Cielo — 06/2013 - 01/2014</w:t>
       </w:r>
     </w:p>
     <w:p>
       <w:pPr>
-        <w:pStyle w:val="ResumeCompactBullet"/>
-      </w:pPr>
-      <w:r>
-        <w:rPr>
-          <w:rFonts w:ascii="Arial" w:hAnsi="Arial"/>
-          <w:color w:val="111111"/>
-          <w:sz w:val="18"/>
-        </w:rPr>
-        <w:t>ITIL v3</w:t>
-      </w:r>
-    </w:p>
-    <w:p>
-      <w:pPr>
-        <w:pStyle w:val="ResumeCompactBullet"/>
-      </w:pPr>
-      <w:r>
-        <w:rPr>
-          <w:rFonts w:ascii="Arial" w:hAnsi="Arial"/>
-          <w:color w:val="111111"/>
-          <w:sz w:val="18"/>
-        </w:rPr>
-        <w:t>TN3270E</w:t>
-      </w:r>
-    </w:p>
-    <w:p>
-      <w:pPr>
-        <w:pStyle w:val="ResumeCompactBullet"/>
-      </w:pPr>
-      <w:r>
-        <w:rPr>
-          <w:rFonts w:ascii="Arial" w:hAnsi="Arial"/>
-          <w:color w:val="111111"/>
-          <w:sz w:val="18"/>
-        </w:rPr>
-        <w:t>VB6</w:t>
-      </w:r>
-    </w:p>
-    <w:p>
-      <w:pPr>
-        <w:pStyle w:val="ResumeCompactBullet"/>
-      </w:pPr>
-      <w:r>
-        <w:rPr>
-          <w:rFonts w:ascii="Arial" w:hAnsi="Arial"/>
-          <w:color w:val="111111"/>
-          <w:sz w:val="18"/>
-        </w:rPr>
-        <w:t>ASP.NET</w:t>
-      </w:r>
-    </w:p>
-    <w:p>
-      <w:pPr>
-        <w:pStyle w:val="ResumeCompactBullet"/>
-      </w:pPr>
-      <w:r>
-        <w:rPr>
-          <w:rFonts w:ascii="Arial" w:hAnsi="Arial"/>
-          <w:color w:val="111111"/>
-          <w:sz w:val="18"/>
-        </w:rPr>
-        <w:t>Java + Spring MVC</w:t>
-      </w:r>
-    </w:p>
-    <w:p>
-      <w:pPr>
-        <w:pStyle w:val="ResumeCompactBullet"/>
-      </w:pPr>
-      <w:r>
-        <w:rPr>
-          <w:rFonts w:ascii="Arial" w:hAnsi="Arial"/>
-          <w:color w:val="111111"/>
-          <w:sz w:val="18"/>
-        </w:rPr>
-        <w:t>C++</w:t>
-      </w:r>
-    </w:p>
-    <w:p>
-      <w:pPr>
-        <w:pStyle w:val="ResumeCompactBullet"/>
-      </w:pPr>
-      <w:r>
-        <w:rPr>
-          <w:rFonts w:ascii="Arial" w:hAnsi="Arial"/>
-          <w:color w:val="111111"/>
-          <w:sz w:val="18"/>
-        </w:rPr>
-        <w:t>Linux</w:t>
-      </w:r>
-    </w:p>
-    <w:p>
-      <w:pPr>
-        <w:pStyle w:val="ResumeCompactBullet"/>
-      </w:pPr>
-      <w:r>
-        <w:rPr>
-          <w:rFonts w:ascii="Arial" w:hAnsi="Arial"/>
-          <w:color w:val="111111"/>
-          <w:sz w:val="18"/>
-        </w:rPr>
-        <w:t>SQL Server</w:t>
-      </w:r>
-    </w:p>
-    <w:p>
-      <w:pPr>
-        <w:pStyle w:val="ResumeCompactBullet"/>
-      </w:pPr>
-      <w:r>
-        <w:rPr>
-          <w:rFonts w:ascii="Arial" w:hAnsi="Arial"/>
-          <w:color w:val="111111"/>
-          <w:sz w:val="18"/>
-        </w:rPr>
-        <w:t>Oracle</w:t>
-      </w:r>
-    </w:p>
-    <w:p>
-      <w:pPr>
-        <w:pStyle w:val="ResumeCompactBullet"/>
-      </w:pPr>
-      <w:r>
-        <w:rPr>
-          <w:rFonts w:ascii="Arial" w:hAnsi="Arial"/>
-          <w:color w:val="111111"/>
-          <w:sz w:val="18"/>
-        </w:rPr>
-        <w:t>SVN</w:t>
-      </w:r>
-    </w:p>
-    <w:p>
-      <w:pPr>
-        <w:spacing w:before="20" w:after="80"/>
-        <w:pBdr>
-          <w:bottom w:val="single" w:sz="5" w:space="1" w:color="222222"/>
-        </w:pBdr>
-      </w:pPr>
-    </w:p>
-    <w:p>
-      <w:pPr>
-        <w:pStyle w:val="ResumeRole"/>
+        <w:pStyle w:val="ResumeBody"/>
+        <w:spacing w:after="30"/>
       </w:pPr>
       <w:r>
         <w:rPr>
           <w:rFonts w:ascii="Arial" w:hAnsi="Arial"/>
           <w:b/>
           <w:color w:val="111111"/>
-          <w:sz w:val="20"/>
+          <w:sz w:val="17"/>
         </w:rPr>
         <w:t>Líder Técnico</w:t>
       </w:r>
-    </w:p>
-    <w:p>
-      <w:pPr>
-        <w:pStyle w:val="ResumeMeta"/>
-      </w:pPr>
       <w:r>
         <w:rPr>
           <w:rFonts w:ascii="Arial" w:hAnsi="Arial"/>
-          <w:color w:val="111111"/>
-          <w:sz w:val="18"/>
+          <w:color w:val="555555"/>
+          <w:sz w:val="17"/>
         </w:rPr>
-        <w:t>Cielo - 01/2013 - 06/2013</w:t>
+        <w:t xml:space="preserve"> · Cielo — 01/2013 - 06/2013</w:t>
       </w:r>
     </w:p>
     <w:p>
       <w:pPr>
         <w:pStyle w:val="ResumeBody"/>
-        <w:spacing w:after="60"/>
-      </w:pPr>
-      <w:r>
-        <w:rPr>
-          <w:rFonts w:ascii="Arial" w:hAnsi="Arial"/>
-          <w:i w:val="0"/>
-          <w:color w:val="111111"/>
-          <w:sz w:val="18"/>
-        </w:rPr>
-        <w:t>Após um período atuando em outra empresa, retornei à Cielo para trabalhar na célula de sustentação fornecida pela H2M. Poucos meses depois, fui contratado diretamente pela Cielo, onde permaneci até janeiro de 2014.</w:t>
-      </w:r>
-    </w:p>
-    <w:p>
-      <w:pPr>
-        <w:pStyle w:val="ResumeCategory"/>
+        <w:spacing w:after="30"/>
       </w:pPr>
       <w:r>
         <w:rPr>
           <w:rFonts w:ascii="Arial" w:hAnsi="Arial"/>
           <w:b/>
           <w:color w:val="111111"/>
-          <w:sz w:val="18"/>
+          <w:sz w:val="17"/>
         </w:rPr>
-        <w:t>Tecnologias</w:t>
+        <w:t>Consultor</w:t>
+      </w:r>
+      <w:r>
+        <w:rPr>
+          <w:rFonts w:ascii="Arial" w:hAnsi="Arial"/>
+          <w:color w:val="555555"/>
+          <w:sz w:val="17"/>
+        </w:rPr>
+        <w:t xml:space="preserve"> · Consultoria H2M — 08/2006 - 05/2013</w:t>
       </w:r>
     </w:p>
     <w:p>
       <w:pPr>
-        <w:pStyle w:val="ResumeCompactBullet"/>
-      </w:pPr>
-      <w:r>
-        <w:rPr>
-          <w:rFonts w:ascii="Arial" w:hAnsi="Arial"/>
-          <w:color w:val="111111"/>
-          <w:sz w:val="18"/>
-        </w:rPr>
-        <w:t>VB6</w:t>
-      </w:r>
-    </w:p>
-    <w:p>
-      <w:pPr>
-        <w:pStyle w:val="ResumeCompactBullet"/>
-      </w:pPr>
-      <w:r>
-        <w:rPr>
-          <w:rFonts w:ascii="Arial" w:hAnsi="Arial"/>
-          <w:color w:val="111111"/>
-          <w:sz w:val="18"/>
-        </w:rPr>
-        <w:t>ASP.NET</w:t>
-      </w:r>
-    </w:p>
-    <w:p>
-      <w:pPr>
-        <w:pStyle w:val="ResumeCompactBullet"/>
-      </w:pPr>
-      <w:r>
-        <w:rPr>
-          <w:rFonts w:ascii="Arial" w:hAnsi="Arial"/>
-          <w:color w:val="111111"/>
-          <w:sz w:val="18"/>
-        </w:rPr>
-        <w:t>Java</w:t>
-      </w:r>
-    </w:p>
-    <w:p>
-      <w:pPr>
-        <w:pStyle w:val="ResumeCompactBullet"/>
-      </w:pPr>
-      <w:r>
-        <w:rPr>
-          <w:rFonts w:ascii="Arial" w:hAnsi="Arial"/>
-          <w:color w:val="111111"/>
-          <w:sz w:val="18"/>
-        </w:rPr>
-        <w:t>SQL Server</w:t>
-      </w:r>
-    </w:p>
-    <w:p>
-      <w:pPr>
-        <w:pStyle w:val="ResumeCompactBullet"/>
-      </w:pPr>
-      <w:r>
-        <w:rPr>
-          <w:rFonts w:ascii="Arial" w:hAnsi="Arial"/>
-          <w:color w:val="111111"/>
-          <w:sz w:val="18"/>
-        </w:rPr>
-        <w:t>Oracle</w:t>
-      </w:r>
-    </w:p>
-    <w:p>
-      <w:pPr>
-        <w:spacing w:before="20" w:after="80"/>
-        <w:pBdr>
-          <w:bottom w:val="single" w:sz="5" w:space="1" w:color="222222"/>
-        </w:pBdr>
-      </w:pPr>
-    </w:p>
-    <w:p>
-      <w:pPr>
-        <w:pStyle w:val="ResumeRole"/>
+        <w:pStyle w:val="ResumeBody"/>
+        <w:spacing w:after="30"/>
       </w:pPr>
       <w:r>
         <w:rPr>
           <w:rFonts w:ascii="Arial" w:hAnsi="Arial"/>
           <w:b/>
           <w:color w:val="111111"/>
-          <w:sz w:val="20"/>
+          <w:sz w:val="17"/>
         </w:rPr>
-        <w:t>Consultor</w:t>
+        <w:t>Analista de Sistemas</w:t>
+      </w:r>
+      <w:r>
+        <w:rPr>
+          <w:rFonts w:ascii="Arial" w:hAnsi="Arial"/>
+          <w:color w:val="555555"/>
+          <w:sz w:val="17"/>
+        </w:rPr>
+        <w:t xml:space="preserve"> · Fundação Ezute — 10/2012 - 01/2013</w:t>
       </w:r>
     </w:p>
     <w:p>
       <w:pPr>
-        <w:pStyle w:val="ResumeMeta"/>
-      </w:pPr>
-      <w:r>
-        <w:rPr>
-          <w:rFonts w:ascii="Arial" w:hAnsi="Arial"/>
-          <w:color w:val="111111"/>
-          <w:sz w:val="18"/>
-        </w:rPr>
-        <w:t>Consultoria H2M - 08/2006 - 05/2013</w:t>
-      </w:r>
-    </w:p>
-    <w:p>
-      <w:pPr>
         <w:pStyle w:val="ResumeBody"/>
-        <w:spacing w:after="60"/>
-      </w:pPr>
-      <w:r>
-        <w:rPr>
-          <w:rFonts w:ascii="Arial" w:hAnsi="Arial"/>
-          <w:i/>
-          <w:color w:val="111111"/>
-          <w:sz w:val="18"/>
-        </w:rPr>
-        <w:t>Atuei na H2M de agosto de 2006 a maio de 2013. Participei de diversos projetos para múltiplos clientes, trabalhando tanto alocado quanto na fábrica de software, onde também exerci papéis de liderança técnica.</w:t>
-      </w:r>
-    </w:p>
-    <w:p>
-      <w:pPr>
-        <w:pStyle w:val="ResumeBody"/>
-        <w:spacing w:after="60"/>
-      </w:pPr>
-      <w:r>
-        <w:rPr>
-          <w:rFonts w:ascii="Arial" w:hAnsi="Arial"/>
-          <w:i/>
-          <w:color w:val="111111"/>
-          <w:sz w:val="18"/>
-        </w:rPr>
-        <w:t>Abaixo estão os projetos em que atuei, do mais recente para o mais antigo:</w:t>
-      </w:r>
-    </w:p>
-    <w:p>
-      <w:pPr>
-        <w:spacing w:before="20" w:after="80"/>
-        <w:pBdr>
-          <w:bottom w:val="single" w:sz="5" w:space="1" w:color="222222"/>
-        </w:pBdr>
-      </w:pPr>
-    </w:p>
-    <w:p>
-      <w:pPr>
-        <w:pStyle w:val="ResumeRole"/>
+        <w:spacing w:after="30"/>
       </w:pPr>
       <w:r>
         <w:rPr>
           <w:rFonts w:ascii="Arial" w:hAnsi="Arial"/>
           <w:b/>
           <w:color w:val="111111"/>
-          <w:sz w:val="20"/>
+          <w:sz w:val="17"/>
         </w:rPr>
-        <w:t>Analista de Sistemas</w:t>
+        <w:t>Líder Técnico</w:t>
+      </w:r>
+      <w:r>
+        <w:rPr>
+          <w:rFonts w:ascii="Arial" w:hAnsi="Arial"/>
+          <w:color w:val="555555"/>
+          <w:sz w:val="17"/>
+        </w:rPr>
+        <w:t xml:space="preserve"> · Cielo — 11/2009 - 09/2012</w:t>
       </w:r>
     </w:p>
     <w:p>
       <w:pPr>
-        <w:pStyle w:val="ResumeMeta"/>
-      </w:pPr>
-      <w:r>
-        <w:rPr>
-          <w:rFonts w:ascii="Arial" w:hAnsi="Arial"/>
-          <w:color w:val="111111"/>
-          <w:sz w:val="18"/>
-        </w:rPr>
-        <w:t>Fundação Ezute - 10/2012 - 01/2013</w:t>
-      </w:r>
-    </w:p>
-    <w:p>
-      <w:pPr>
         <w:pStyle w:val="ResumeBody"/>
-        <w:spacing w:after="60"/>
-      </w:pPr>
-      <w:r>
-        <w:rPr>
-          <w:rFonts w:ascii="Arial" w:hAnsi="Arial"/>
-          <w:i w:val="0"/>
-          <w:color w:val="111111"/>
-          <w:sz w:val="18"/>
-        </w:rPr>
-        <w:t>A Fundação Atech (atualmente Ezute) é uma organização brasileira voltada ao desenvolvimento e aplicação de tecnologias críticas. Atuei por meio da H2M no desenvolvimento de um sistema para requisições de outorga de uso de recursos hídricos. Um dos principais aprendizados nesse projeto foi o uso de APIs de geolocalização (OpenLayers, OpenStreet, Leaflet).</w:t>
-      </w:r>
-    </w:p>
-    <w:p>
-      <w:pPr>
-        <w:pStyle w:val="ResumeCategory"/>
+        <w:spacing w:after="30"/>
       </w:pPr>
       <w:r>
         <w:rPr>
           <w:rFonts w:ascii="Arial" w:hAnsi="Arial"/>
           <w:b/>
           <w:color w:val="111111"/>
-          <w:sz w:val="18"/>
+          <w:sz w:val="17"/>
         </w:rPr>
-        <w:t>Tecnologias</w:t>
+        <w:t>Analista Desenvolvedor</w:t>
+      </w:r>
+      <w:r>
+        <w:rPr>
+          <w:rFonts w:ascii="Arial" w:hAnsi="Arial"/>
+          <w:color w:val="555555"/>
+          <w:sz w:val="17"/>
+        </w:rPr>
+        <w:t xml:space="preserve"> · Merrill Lynch — 11/2007 - 11/2009</w:t>
       </w:r>
     </w:p>
     <w:p>
       <w:pPr>
-        <w:pStyle w:val="ResumeCompactBullet"/>
-      </w:pPr>
-      <w:r>
-        <w:rPr>
-          <w:rFonts w:ascii="Arial" w:hAnsi="Arial"/>
-          <w:color w:val="111111"/>
-          <w:sz w:val="18"/>
-        </w:rPr>
-        <w:t>C#</w:t>
-      </w:r>
-    </w:p>
-    <w:p>
-      <w:pPr>
-        <w:pStyle w:val="ResumeCompactBullet"/>
-      </w:pPr>
-      <w:r>
-        <w:rPr>
-          <w:rFonts w:ascii="Arial" w:hAnsi="Arial"/>
-          <w:color w:val="111111"/>
-          <w:sz w:val="18"/>
-        </w:rPr>
-        <w:t>MVC</w:t>
-      </w:r>
-    </w:p>
-    <w:p>
-      <w:pPr>
-        <w:pStyle w:val="ResumeCompactBullet"/>
-      </w:pPr>
-      <w:r>
-        <w:rPr>
-          <w:rFonts w:ascii="Arial" w:hAnsi="Arial"/>
-          <w:color w:val="111111"/>
-          <w:sz w:val="18"/>
-        </w:rPr>
-        <w:t>SQL Server</w:t>
-      </w:r>
-    </w:p>
-    <w:p>
-      <w:pPr>
-        <w:pStyle w:val="ResumeCompactBullet"/>
-      </w:pPr>
-      <w:r>
-        <w:rPr>
-          <w:rFonts w:ascii="Arial" w:hAnsi="Arial"/>
-          <w:color w:val="111111"/>
-          <w:sz w:val="18"/>
-        </w:rPr>
-        <w:t>Entity Framework</w:t>
-      </w:r>
-    </w:p>
-    <w:p>
-      <w:pPr>
-        <w:pStyle w:val="ResumeCompactBullet"/>
-      </w:pPr>
-      <w:r>
-        <w:rPr>
-          <w:rFonts w:ascii="Arial" w:hAnsi="Arial"/>
-          <w:color w:val="111111"/>
-          <w:sz w:val="18"/>
-        </w:rPr>
-        <w:t>OpenStreet</w:t>
-      </w:r>
-    </w:p>
-    <w:p>
-      <w:pPr>
-        <w:pStyle w:val="ResumeCompactBullet"/>
-      </w:pPr>
-      <w:r>
-        <w:rPr>
-          <w:rFonts w:ascii="Arial" w:hAnsi="Arial"/>
-          <w:color w:val="111111"/>
-          <w:sz w:val="18"/>
-        </w:rPr>
-        <w:t>OpenLayers</w:t>
-      </w:r>
-    </w:p>
-    <w:p>
-      <w:pPr>
-        <w:pStyle w:val="ResumeCompactBullet"/>
-      </w:pPr>
-      <w:r>
-        <w:rPr>
-          <w:rFonts w:ascii="Arial" w:hAnsi="Arial"/>
-          <w:color w:val="111111"/>
-          <w:sz w:val="18"/>
-        </w:rPr>
-        <w:t>Leaflet</w:t>
-      </w:r>
-    </w:p>
-    <w:p>
-      <w:pPr>
-        <w:pStyle w:val="ResumeCompactBullet"/>
-      </w:pPr>
-      <w:r>
-        <w:rPr>
-          <w:rFonts w:ascii="Arial" w:hAnsi="Arial"/>
-          <w:color w:val="111111"/>
-          <w:sz w:val="18"/>
-        </w:rPr>
-        <w:t>Outsystems</w:t>
-      </w:r>
-    </w:p>
-    <w:p>
-      <w:pPr>
-        <w:spacing w:before="20" w:after="80"/>
-        <w:pBdr>
-          <w:bottom w:val="single" w:sz="5" w:space="1" w:color="222222"/>
-        </w:pBdr>
-      </w:pPr>
-    </w:p>
-    <w:p>
-      <w:pPr>
-        <w:pStyle w:val="ResumeRole"/>
+        <w:pStyle w:val="ResumeBody"/>
+        <w:spacing w:after="30"/>
       </w:pPr>
       <w:r>
         <w:rPr>
           <w:rFonts w:ascii="Arial" w:hAnsi="Arial"/>
           <w:b/>
           <w:color w:val="111111"/>
-          <w:sz w:val="20"/>
+          <w:sz w:val="17"/>
         </w:rPr>
-        <w:t>Líder Técnico</w:t>
+        <w:t>Coordenador de Equipe</w:t>
+      </w:r>
+      <w:r>
+        <w:rPr>
+          <w:rFonts w:ascii="Arial" w:hAnsi="Arial"/>
+          <w:color w:val="555555"/>
+          <w:sz w:val="17"/>
+        </w:rPr>
+        <w:t xml:space="preserve"> · C&amp;A — 11/2008 - 01/2009</w:t>
       </w:r>
     </w:p>
     <w:p>
       <w:pPr>
-        <w:pStyle w:val="ResumeMeta"/>
-      </w:pPr>
-      <w:r>
-        <w:rPr>
-          <w:rFonts w:ascii="Arial" w:hAnsi="Arial"/>
-          <w:color w:val="111111"/>
-          <w:sz w:val="18"/>
-        </w:rPr>
-        <w:t>Cielo - 11/2009 - 09/2012</w:t>
-      </w:r>
-    </w:p>
-    <w:p>
-      <w:pPr>
         <w:pStyle w:val="ResumeBody"/>
-        <w:spacing w:after="60"/>
-      </w:pPr>
-      <w:r>
-        <w:rPr>
-          <w:rFonts w:ascii="Arial" w:hAnsi="Arial"/>
-          <w:i w:val="0"/>
-          <w:color w:val="111111"/>
-          <w:sz w:val="18"/>
-        </w:rPr>
-        <w:t>Projetos desenvolvidos por meio da H2M.</w:t>
-      </w:r>
-    </w:p>
-    <w:p>
-      <w:pPr>
-        <w:pStyle w:val="ResumeBody"/>
-        <w:spacing w:after="60"/>
-      </w:pPr>
-      <w:r>
-        <w:rPr>
-          <w:rFonts w:ascii="Arial" w:hAnsi="Arial"/>
-          <w:i w:val="0"/>
-          <w:color w:val="111111"/>
-          <w:sz w:val="18"/>
-        </w:rPr>
-        <w:t>Atuei como líder técnico na Cielo, sendo responsável por estimativas de esforço, elaboração de propostas técnicas e cronogramas, além da coordenação da execução dos projetos, com contato direto com o cliente e a equipe interna.</w:t>
-      </w:r>
-    </w:p>
-    <w:p>
-      <w:pPr>
-        <w:pStyle w:val="ResumeCategory"/>
+        <w:spacing w:after="30"/>
       </w:pPr>
       <w:r>
         <w:rPr>
           <w:rFonts w:ascii="Arial" w:hAnsi="Arial"/>
           <w:b/>
           <w:color w:val="111111"/>
-          <w:sz w:val="18"/>
+          <w:sz w:val="17"/>
         </w:rPr>
-        <w:t>Tecnologias</w:t>
+        <w:t>Analista Desenvolvedor</w:t>
+      </w:r>
+      <w:r>
+        <w:rPr>
+          <w:rFonts w:ascii="Arial" w:hAnsi="Arial"/>
+          <w:color w:val="555555"/>
+          <w:sz w:val="17"/>
+        </w:rPr>
+        <w:t xml:space="preserve"> · Banco Espírito Santo — 10/2008 - 11/2008</w:t>
       </w:r>
     </w:p>
     <w:p>
       <w:pPr>
-        <w:pStyle w:val="ResumeCompactBullet"/>
-      </w:pPr>
-      <w:r>
-        <w:rPr>
-          <w:rFonts w:ascii="Arial" w:hAnsi="Arial"/>
-          <w:color w:val="111111"/>
-          <w:sz w:val="18"/>
-        </w:rPr>
-        <w:t>ASP.NET</w:t>
-      </w:r>
-    </w:p>
-    <w:p>
-      <w:pPr>
-        <w:pStyle w:val="ResumeCompactBullet"/>
-      </w:pPr>
-      <w:r>
-        <w:rPr>
-          <w:rFonts w:ascii="Arial" w:hAnsi="Arial"/>
-          <w:color w:val="111111"/>
-          <w:sz w:val="18"/>
-        </w:rPr>
-        <w:t>C#</w:t>
-      </w:r>
-    </w:p>
-    <w:p>
-      <w:pPr>
-        <w:pStyle w:val="ResumeCompactBullet"/>
-      </w:pPr>
-      <w:r>
-        <w:rPr>
-          <w:rFonts w:ascii="Arial" w:hAnsi="Arial"/>
-          <w:color w:val="111111"/>
-          <w:sz w:val="18"/>
-        </w:rPr>
-        <w:t>Java</w:t>
-      </w:r>
-    </w:p>
-    <w:p>
-      <w:pPr>
-        <w:pStyle w:val="ResumeCompactBullet"/>
-      </w:pPr>
-      <w:r>
-        <w:rPr>
-          <w:rFonts w:ascii="Arial" w:hAnsi="Arial"/>
-          <w:color w:val="111111"/>
-          <w:sz w:val="18"/>
-        </w:rPr>
-        <w:t>VB6</w:t>
-      </w:r>
-    </w:p>
-    <w:p>
-      <w:pPr>
-        <w:pStyle w:val="ResumeCompactBullet"/>
-      </w:pPr>
-      <w:r>
-        <w:rPr>
-          <w:rFonts w:ascii="Arial" w:hAnsi="Arial"/>
-          <w:color w:val="111111"/>
-          <w:sz w:val="18"/>
-        </w:rPr>
-        <w:t>Oracle</w:t>
-      </w:r>
-    </w:p>
-    <w:p>
-      <w:pPr>
-        <w:pStyle w:val="ResumeCompactBullet"/>
-      </w:pPr>
-      <w:r>
-        <w:rPr>
-          <w:rFonts w:ascii="Arial" w:hAnsi="Arial"/>
-          <w:color w:val="111111"/>
-          <w:sz w:val="18"/>
-        </w:rPr>
-        <w:t>SQL Server</w:t>
-      </w:r>
-    </w:p>
-    <w:p>
-      <w:pPr>
-        <w:pStyle w:val="ResumeCompactBullet"/>
-      </w:pPr>
-      <w:r>
-        <w:rPr>
-          <w:rFonts w:ascii="Arial" w:hAnsi="Arial"/>
-          <w:color w:val="111111"/>
-          <w:sz w:val="18"/>
-        </w:rPr>
-        <w:t>MS Project</w:t>
-      </w:r>
-    </w:p>
-    <w:p>
-      <w:pPr>
-        <w:spacing w:before="20" w:after="80"/>
-        <w:pBdr>
-          <w:bottom w:val="single" w:sz="5" w:space="1" w:color="222222"/>
-        </w:pBdr>
-      </w:pPr>
-    </w:p>
-    <w:p>
-      <w:pPr>
-        <w:pStyle w:val="ResumeRole"/>
+        <w:pStyle w:val="ResumeBody"/>
+        <w:spacing w:after="30"/>
       </w:pPr>
       <w:r>
         <w:rPr>
           <w:rFonts w:ascii="Arial" w:hAnsi="Arial"/>
           <w:b/>
           <w:color w:val="111111"/>
-          <w:sz w:val="20"/>
+          <w:sz w:val="17"/>
         </w:rPr>
-        <w:t>Analista Desenvolvedor</w:t>
+        <w:t>Analista de Sistemas</w:t>
+      </w:r>
+      <w:r>
+        <w:rPr>
+          <w:rFonts w:ascii="Arial" w:hAnsi="Arial"/>
+          <w:color w:val="555555"/>
+          <w:sz w:val="17"/>
+        </w:rPr>
+        <w:t xml:space="preserve"> · Editora SBS — 09/2007 - 11/2007</w:t>
       </w:r>
     </w:p>
     <w:p>
       <w:pPr>
-        <w:pStyle w:val="ResumeMeta"/>
-      </w:pPr>
-      <w:r>
-        <w:rPr>
-          <w:rFonts w:ascii="Arial" w:hAnsi="Arial"/>
-          <w:color w:val="111111"/>
-          <w:sz w:val="18"/>
-        </w:rPr>
-        <w:t>Merrill Lynch - 11/2007 - 11/2009</w:t>
-      </w:r>
-    </w:p>
-    <w:p>
-      <w:pPr>
         <w:pStyle w:val="ResumeBody"/>
-        <w:spacing w:after="60"/>
-      </w:pPr>
-      <w:r>
-        <w:rPr>
-          <w:rFonts w:ascii="Arial" w:hAnsi="Arial"/>
-          <w:i w:val="0"/>
-          <w:color w:val="111111"/>
-          <w:sz w:val="18"/>
-        </w:rPr>
-        <w:t>Concepção e desenvolvimento de sistema utilizado pelas áreas de Back e Front Office para gerenciamento da carteira de ações da empresa e seus empréstimos junto a outras corretoras.</w:t>
-      </w:r>
-    </w:p>
-    <w:p>
-      <w:pPr>
-        <w:pStyle w:val="ResumeBody"/>
-        <w:spacing w:after="60"/>
-      </w:pPr>
-      <w:r>
-        <w:rPr>
-          <w:rFonts w:ascii="Arial" w:hAnsi="Arial"/>
-          <w:i w:val="0"/>
-          <w:color w:val="111111"/>
-          <w:sz w:val="18"/>
-        </w:rPr>
-        <w:t>Projeto realizado por meio da H2M.</w:t>
-      </w:r>
-    </w:p>
-    <w:p>
-      <w:pPr>
-        <w:pStyle w:val="ResumeCategory"/>
+        <w:spacing w:after="30"/>
       </w:pPr>
       <w:r>
         <w:rPr>
           <w:rFonts w:ascii="Arial" w:hAnsi="Arial"/>
           <w:b/>
           <w:color w:val="111111"/>
-          <w:sz w:val="18"/>
+          <w:sz w:val="17"/>
         </w:rPr>
-        <w:t>Tecnologias</w:t>
+        <w:t>Analista Desenvolvedor</w:t>
+      </w:r>
+      <w:r>
+        <w:rPr>
+          <w:rFonts w:ascii="Arial" w:hAnsi="Arial"/>
+          <w:color w:val="555555"/>
+          <w:sz w:val="17"/>
+        </w:rPr>
+        <w:t xml:space="preserve"> · Drogacenter — 08/2006 - 11/2007</w:t>
       </w:r>
     </w:p>
     <w:p>
       <w:pPr>
-        <w:pStyle w:val="ResumeCompactBullet"/>
-      </w:pPr>
-      <w:r>
-        <w:rPr>
-          <w:rFonts w:ascii="Arial" w:hAnsi="Arial"/>
-          <w:color w:val="111111"/>
-          <w:sz w:val="18"/>
-        </w:rPr>
-        <w:t>ASP.NET</w:t>
-      </w:r>
-    </w:p>
-    <w:p>
-      <w:pPr>
-        <w:pStyle w:val="ResumeCompactBullet"/>
-      </w:pPr>
-      <w:r>
-        <w:rPr>
-          <w:rFonts w:ascii="Arial" w:hAnsi="Arial"/>
-          <w:color w:val="111111"/>
-          <w:sz w:val="18"/>
-        </w:rPr>
-        <w:t>MS-AJAX</w:t>
-      </w:r>
-    </w:p>
-    <w:p>
-      <w:pPr>
-        <w:pStyle w:val="ResumeCompactBullet"/>
-      </w:pPr>
-      <w:r>
-        <w:rPr>
-          <w:rFonts w:ascii="Arial" w:hAnsi="Arial"/>
-          <w:color w:val="111111"/>
-          <w:sz w:val="18"/>
-        </w:rPr>
-        <w:t>XML</w:t>
-      </w:r>
-    </w:p>
-    <w:p>
-      <w:pPr>
-        <w:pStyle w:val="ResumeCompactBullet"/>
-      </w:pPr>
-      <w:r>
-        <w:rPr>
-          <w:rFonts w:ascii="Arial" w:hAnsi="Arial"/>
-          <w:color w:val="111111"/>
-          <w:sz w:val="18"/>
-        </w:rPr>
-        <w:t>C#</w:t>
-      </w:r>
-    </w:p>
-    <w:p>
-      <w:pPr>
-        <w:pStyle w:val="ResumeCompactBullet"/>
-      </w:pPr>
-      <w:r>
-        <w:rPr>
-          <w:rFonts w:ascii="Arial" w:hAnsi="Arial"/>
-          <w:color w:val="111111"/>
-          <w:sz w:val="18"/>
-        </w:rPr>
-        <w:t>SQL Server</w:t>
-      </w:r>
-    </w:p>
-    <w:p>
-      <w:pPr>
-        <w:pStyle w:val="ResumeCompactBullet"/>
-      </w:pPr>
-      <w:r>
-        <w:rPr>
-          <w:rFonts w:ascii="Arial" w:hAnsi="Arial"/>
-          <w:color w:val="111111"/>
-          <w:sz w:val="18"/>
-        </w:rPr>
-        <w:t>Windows Services</w:t>
-      </w:r>
-    </w:p>
-    <w:p>
-      <w:pPr>
-        <w:spacing w:before="20" w:after="80"/>
-        <w:pBdr>
-          <w:bottom w:val="single" w:sz="5" w:space="1" w:color="222222"/>
-        </w:pBdr>
-      </w:pPr>
-    </w:p>
-    <w:p>
-      <w:pPr>
-        <w:pStyle w:val="ResumeRole"/>
+        <w:pStyle w:val="ResumeBody"/>
+        <w:spacing w:after="30"/>
       </w:pPr>
       <w:r>
         <w:rPr>
           <w:rFonts w:ascii="Arial" w:hAnsi="Arial"/>
           <w:b/>
           <w:color w:val="111111"/>
-          <w:sz w:val="20"/>
+          <w:sz w:val="17"/>
         </w:rPr>
-        <w:t>Coordenador de Equipe</w:t>
+        <w:t>Analista Desenvolvedor</w:t>
+      </w:r>
+      <w:r>
+        <w:rPr>
+          <w:rFonts w:ascii="Arial" w:hAnsi="Arial"/>
+          <w:color w:val="555555"/>
+          <w:sz w:val="17"/>
+        </w:rPr>
+        <w:t xml:space="preserve"> · NationSoft — 07/2006 - 10/2007</w:t>
       </w:r>
     </w:p>
     <w:p>
       <w:pPr>
-        <w:pStyle w:val="ResumeMeta"/>
-      </w:pPr>
-      <w:r>
-        <w:rPr>
-          <w:rFonts w:ascii="Arial" w:hAnsi="Arial"/>
-          <w:color w:val="111111"/>
-          <w:sz w:val="18"/>
-        </w:rPr>
-        <w:t>C&amp;A - 11/2008 - 01/2009</w:t>
-      </w:r>
-    </w:p>
-    <w:p>
-      <w:pPr>
         <w:pStyle w:val="ResumeBody"/>
-        <w:spacing w:after="60"/>
-      </w:pPr>
-      <w:r>
-        <w:rPr>
-          <w:rFonts w:ascii="Arial" w:hAnsi="Arial"/>
-          <w:i w:val="0"/>
-          <w:color w:val="111111"/>
-          <w:sz w:val="18"/>
-        </w:rPr>
-        <w:t>Projeto desenvolvido por meio da H2M.</w:t>
-      </w:r>
-    </w:p>
-    <w:p>
-      <w:pPr>
-        <w:pStyle w:val="ResumeBody"/>
-        <w:spacing w:after="60"/>
-      </w:pPr>
-      <w:r>
-        <w:rPr>
-          <w:rFonts w:ascii="Arial" w:hAnsi="Arial"/>
-          <w:i w:val="0"/>
-          <w:color w:val="111111"/>
-          <w:sz w:val="18"/>
-        </w:rPr>
-        <w:t>Coordenei o desenvolvimento de um sistema para gerenciar a entrega e retirada de troco nas lojas da C&amp;A no Brasil, Argentina e México.</w:t>
-      </w:r>
-    </w:p>
-    <w:p>
-      <w:pPr>
-        <w:pStyle w:val="ResumeCategory"/>
+        <w:spacing w:after="30"/>
       </w:pPr>
       <w:r>
         <w:rPr>
           <w:rFonts w:ascii="Arial" w:hAnsi="Arial"/>
           <w:b/>
           <w:color w:val="111111"/>
-          <w:sz w:val="18"/>
+          <w:sz w:val="17"/>
         </w:rPr>
-        <w:t>Tecnologias</w:t>
+        <w:t>Desenvolvedor</w:t>
+      </w:r>
+      <w:r>
+        <w:rPr>
+          <w:rFonts w:ascii="Arial" w:hAnsi="Arial"/>
+          <w:color w:val="555555"/>
+          <w:sz w:val="17"/>
+        </w:rPr>
+        <w:t xml:space="preserve"> · Hewlett-Packard — 02/2002 - 07/2006</w:t>
       </w:r>
     </w:p>
     <w:p>
       <w:pPr>
-        <w:pStyle w:val="ResumeCompactBullet"/>
-      </w:pPr>
-      <w:r>
-        <w:rPr>
-          <w:rFonts w:ascii="Arial" w:hAnsi="Arial"/>
-          <w:color w:val="111111"/>
-          <w:sz w:val="18"/>
-        </w:rPr>
-        <w:t>ASP.NET</w:t>
-      </w:r>
-    </w:p>
-    <w:p>
-      <w:pPr>
-        <w:pStyle w:val="ResumeCompactBullet"/>
-      </w:pPr>
-      <w:r>
-        <w:rPr>
-          <w:rFonts w:ascii="Arial" w:hAnsi="Arial"/>
-          <w:color w:val="111111"/>
-          <w:sz w:val="18"/>
-        </w:rPr>
-        <w:t>C#</w:t>
-      </w:r>
-    </w:p>
-    <w:p>
-      <w:pPr>
-        <w:pStyle w:val="ResumeCompactBullet"/>
-      </w:pPr>
-      <w:r>
-        <w:rPr>
-          <w:rFonts w:ascii="Arial" w:hAnsi="Arial"/>
-          <w:color w:val="111111"/>
-          <w:sz w:val="18"/>
-        </w:rPr>
-        <w:t>DB2</w:t>
-      </w:r>
-    </w:p>
-    <w:p>
-      <w:pPr>
-        <w:spacing w:before="20" w:after="80"/>
-        <w:pBdr>
-          <w:bottom w:val="single" w:sz="5" w:space="1" w:color="222222"/>
-        </w:pBdr>
-      </w:pPr>
-    </w:p>
-    <w:p>
-      <w:pPr>
-        <w:pStyle w:val="ResumeRole"/>
+        <w:pStyle w:val="ResumeBody"/>
+        <w:spacing w:after="30"/>
       </w:pPr>
       <w:r>
         <w:rPr>
           <w:rFonts w:ascii="Arial" w:hAnsi="Arial"/>
           <w:b/>
           <w:color w:val="111111"/>
-          <w:sz w:val="20"/>
+          <w:sz w:val="17"/>
         </w:rPr>
-        <w:t>Analista Desenvolvedor</w:t>
+        <w:t>Assistente Administrativo</w:t>
       </w:r>
-    </w:p>
-    <w:p>
-      <w:pPr>
-        <w:pStyle w:val="ResumeMeta"/>
-      </w:pPr>
       <w:r>
         <w:rPr>
           <w:rFonts w:ascii="Arial" w:hAnsi="Arial"/>
-          <w:color w:val="111111"/>
-          <w:sz w:val="18"/>
+          <w:color w:val="555555"/>
+          <w:sz w:val="17"/>
         </w:rPr>
-        <w:t>Banco Espírito Santo - 10/2008 - 11/2008</w:t>
+        <w:t xml:space="preserve"> · Hewlett-Packard — 10/1996 - 02/2002</w:t>
       </w:r>
-    </w:p>
-    <w:p>
-      <w:pPr>
-        <w:pStyle w:val="ResumeBody"/>
-        <w:spacing w:after="60"/>
-      </w:pPr>
-      <w:r>
-        <w:rPr>
-          <w:rFonts w:ascii="Arial" w:hAnsi="Arial"/>
-          <w:i w:val="0"/>
-          <w:color w:val="111111"/>
-          <w:sz w:val="18"/>
-        </w:rPr>
-        <w:t>Projeto pontual por meio da H2M.</w:t>
-      </w:r>
-    </w:p>
-    <w:p>
-      <w:pPr>
-        <w:pStyle w:val="ResumeBody"/>
-        <w:spacing w:after="60"/>
-      </w:pPr>
-      <w:r>
-        <w:rPr>
-          <w:rFonts w:ascii="Arial" w:hAnsi="Arial"/>
-          <w:i w:val="0"/>
-          <w:color w:val="111111"/>
-          <w:sz w:val="18"/>
-        </w:rPr>
-        <w:t>Desenvolvimento de sistema para importação de dados de diversas fontes (Excel, Texto, CSV, OleDB) e realização de comparações, otimizando os processos rotineiros de batimento e conferência.</w:t>
-      </w:r>
-    </w:p>
-    <w:p>
-      <w:pPr>
-        <w:pStyle w:val="ResumeCategory"/>
-      </w:pPr>
-      <w:r>
-        <w:rPr>
-          <w:rFonts w:ascii="Arial" w:hAnsi="Arial"/>
-          <w:b/>
-          <w:color w:val="111111"/>
-          <w:sz w:val="18"/>
-        </w:rPr>
-        <w:t>Tecnologias</w:t>
-      </w:r>
-    </w:p>
-    <w:p>
-      <w:pPr>
-        <w:pStyle w:val="ResumeCompactBullet"/>
-      </w:pPr>
-      <w:r>
-        <w:rPr>
-          <w:rFonts w:ascii="Arial" w:hAnsi="Arial"/>
-          <w:color w:val="111111"/>
-          <w:sz w:val="18"/>
-        </w:rPr>
-        <w:t>AJAX</w:t>
-      </w:r>
-    </w:p>
-    <w:p>
-      <w:pPr>
-        <w:pStyle w:val="ResumeCompactBullet"/>
-      </w:pPr>
-      <w:r>
-        <w:rPr>
-          <w:rFonts w:ascii="Arial" w:hAnsi="Arial"/>
-          <w:color w:val="111111"/>
-          <w:sz w:val="18"/>
-        </w:rPr>
-        <w:t>YUI</w:t>
-      </w:r>
-    </w:p>
-    <w:p>
-      <w:pPr>
-        <w:pStyle w:val="ResumeCompactBullet"/>
-      </w:pPr>
-      <w:r>
-        <w:rPr>
-          <w:rFonts w:ascii="Arial" w:hAnsi="Arial"/>
-          <w:color w:val="111111"/>
-          <w:sz w:val="18"/>
-        </w:rPr>
-        <w:t>DHTML</w:t>
-      </w:r>
-    </w:p>
-    <w:p>
-      <w:pPr>
-        <w:pStyle w:val="ResumeCompactBullet"/>
-      </w:pPr>
-      <w:r>
-        <w:rPr>
-          <w:rFonts w:ascii="Arial" w:hAnsi="Arial"/>
-          <w:color w:val="111111"/>
-          <w:sz w:val="18"/>
-        </w:rPr>
-        <w:t>ASP.NET</w:t>
-      </w:r>
-    </w:p>
-    <w:p>
-      <w:pPr>
-        <w:pStyle w:val="ResumeCompactBullet"/>
-      </w:pPr>
-      <w:r>
-        <w:rPr>
-          <w:rFonts w:ascii="Arial" w:hAnsi="Arial"/>
-          <w:color w:val="111111"/>
-          <w:sz w:val="18"/>
-        </w:rPr>
-        <w:t>XML</w:t>
-      </w:r>
-    </w:p>
-    <w:p>
-      <w:pPr>
-        <w:pStyle w:val="ResumeCompactBullet"/>
-      </w:pPr>
-      <w:r>
-        <w:rPr>
-          <w:rFonts w:ascii="Arial" w:hAnsi="Arial"/>
-          <w:color w:val="111111"/>
-          <w:sz w:val="18"/>
-        </w:rPr>
-        <w:t>C#</w:t>
-      </w:r>
-    </w:p>
-    <w:p>
-      <w:pPr>
-        <w:pStyle w:val="ResumeCompactBullet"/>
-      </w:pPr>
-      <w:r>
-        <w:rPr>
-          <w:rFonts w:ascii="Arial" w:hAnsi="Arial"/>
-          <w:color w:val="111111"/>
-          <w:sz w:val="18"/>
-        </w:rPr>
-        <w:t>SQL Server</w:t>
-      </w:r>
-    </w:p>
-    <w:p>
-      <w:pPr>
-        <w:pStyle w:val="ResumeCompactBullet"/>
-      </w:pPr>
-      <w:r>
-        <w:rPr>
-          <w:rFonts w:ascii="Arial" w:hAnsi="Arial"/>
-          <w:color w:val="111111"/>
-          <w:sz w:val="18"/>
-        </w:rPr>
-        <w:t>Windows Services</w:t>
-      </w:r>
-    </w:p>
-    <w:p>
-      <w:pPr>
-        <w:pStyle w:val="ResumeCompactBullet"/>
-      </w:pPr>
-      <w:r>
-        <w:rPr>
-          <w:rFonts w:ascii="Arial" w:hAnsi="Arial"/>
-          <w:color w:val="111111"/>
-          <w:sz w:val="18"/>
-        </w:rPr>
-        <w:t>Windows Forms</w:t>
-      </w:r>
-    </w:p>
-    <w:p>
-      <w:pPr>
-        <w:spacing w:before="20" w:after="80"/>
-        <w:pBdr>
-          <w:bottom w:val="single" w:sz="5" w:space="1" w:color="222222"/>
-        </w:pBdr>
-      </w:pPr>
-    </w:p>
-    <w:p>
-      <w:pPr>
-        <w:pStyle w:val="ResumeRole"/>
-      </w:pPr>
-      <w:r>
-        <w:rPr>
-          <w:rFonts w:ascii="Arial" w:hAnsi="Arial"/>
-          <w:b/>
-          <w:color w:val="111111"/>
-          <w:sz w:val="20"/>
-        </w:rPr>
-        <w:t>Analista de Sistemas</w:t>
-      </w:r>
-    </w:p>
-    <w:p>
-      <w:pPr>
-        <w:pStyle w:val="ResumeMeta"/>
-      </w:pPr>
-      <w:r>
-        <w:rPr>
-          <w:rFonts w:ascii="Arial" w:hAnsi="Arial"/>
-          <w:color w:val="111111"/>
-          <w:sz w:val="18"/>
-        </w:rPr>
-        <w:t>Editora SBS - 09/2007 - 11/2007</w:t>
-      </w:r>
-    </w:p>
-    <w:p>
-      <w:pPr>
-        <w:pStyle w:val="ResumeBody"/>
-        <w:spacing w:after="60"/>
-      </w:pPr>
-      <w:r>
-        <w:rPr>
-          <w:rFonts w:ascii="Arial" w:hAnsi="Arial"/>
-          <w:i w:val="0"/>
-          <w:color w:val="111111"/>
-          <w:sz w:val="18"/>
-        </w:rPr>
-        <w:t>A SBS é uma editora especializada em idiomas. Atuei como consultor pela H2M, mapeando o processo logístico e colaborando na criação de um modelo automatizado.</w:t>
-      </w:r>
-    </w:p>
-    <w:p>
-      <w:pPr>
-        <w:spacing w:before="20" w:after="80"/>
-        <w:pBdr>
-          <w:bottom w:val="single" w:sz="5" w:space="1" w:color="222222"/>
-        </w:pBdr>
-      </w:pPr>
-    </w:p>
-    <w:p>
-      <w:pPr>
-        <w:pStyle w:val="ResumeRole"/>
-      </w:pPr>
-      <w:r>
-        <w:rPr>
-          <w:rFonts w:ascii="Arial" w:hAnsi="Arial"/>
-          <w:b/>
-          <w:color w:val="111111"/>
-          <w:sz w:val="20"/>
-        </w:rPr>
-        <w:t>Analista Desenvolvedor</w:t>
-      </w:r>
-    </w:p>
-    <w:p>
-      <w:pPr>
-        <w:pStyle w:val="ResumeMeta"/>
-      </w:pPr>
-      <w:r>
-        <w:rPr>
-          <w:rFonts w:ascii="Arial" w:hAnsi="Arial"/>
-          <w:color w:val="111111"/>
-          <w:sz w:val="18"/>
-        </w:rPr>
-        <w:t>Drogacenter - 08/2006 - 11/2007</w:t>
-      </w:r>
-    </w:p>
-    <w:p>
-      <w:pPr>
-        <w:pStyle w:val="ResumeBody"/>
-        <w:spacing w:after="60"/>
-      </w:pPr>
-      <w:r>
-        <w:rPr>
-          <w:rFonts w:ascii="Arial" w:hAnsi="Arial"/>
-          <w:i w:val="0"/>
-          <w:color w:val="111111"/>
-          <w:sz w:val="18"/>
-        </w:rPr>
-        <w:t>Atuei na H2M desenvolvendo um gerenciador de pedidos eletrônicos responsável por monitorar e integrar ao ERP os pedidos enviados via dispositivos móveis.</w:t>
-      </w:r>
-    </w:p>
-    <w:p>
-      <w:pPr>
-        <w:pStyle w:val="ResumeCategory"/>
-      </w:pPr>
-      <w:r>
-        <w:rPr>
-          <w:rFonts w:ascii="Arial" w:hAnsi="Arial"/>
-          <w:b/>
-          <w:color w:val="111111"/>
-          <w:sz w:val="18"/>
-        </w:rPr>
-        <w:t>Tecnologias</w:t>
-      </w:r>
-    </w:p>
-    <w:p>
-      <w:pPr>
-        <w:pStyle w:val="ResumeCompactBullet"/>
-      </w:pPr>
-      <w:r>
-        <w:rPr>
-          <w:rFonts w:ascii="Arial" w:hAnsi="Arial"/>
-          <w:color w:val="111111"/>
-          <w:sz w:val="18"/>
-        </w:rPr>
-        <w:t>C#</w:t>
-      </w:r>
-    </w:p>
-    <w:p>
-      <w:pPr>
-        <w:pStyle w:val="ResumeCompactBullet"/>
-      </w:pPr>
-      <w:r>
-        <w:rPr>
-          <w:rFonts w:ascii="Arial" w:hAnsi="Arial"/>
-          <w:color w:val="111111"/>
-          <w:sz w:val="18"/>
-        </w:rPr>
-        <w:t>Windows Services</w:t>
-      </w:r>
-    </w:p>
-    <w:p>
-      <w:pPr>
-        <w:pStyle w:val="ResumeCompactBullet"/>
-      </w:pPr>
-      <w:r>
-        <w:rPr>
-          <w:rFonts w:ascii="Arial" w:hAnsi="Arial"/>
-          <w:color w:val="111111"/>
-          <w:sz w:val="18"/>
-        </w:rPr>
-        <w:t>Windows Forms</w:t>
-      </w:r>
-    </w:p>
-    <w:p>
-      <w:pPr>
-        <w:pStyle w:val="ResumeCompactBullet"/>
-      </w:pPr>
-      <w:r>
-        <w:rPr>
-          <w:rFonts w:ascii="Arial" w:hAnsi="Arial"/>
-          <w:color w:val="111111"/>
-          <w:sz w:val="18"/>
-        </w:rPr>
-        <w:t>XML</w:t>
-      </w:r>
-    </w:p>
-    <w:p>
-      <w:pPr>
-        <w:spacing w:before="20" w:after="80"/>
-        <w:pBdr>
-          <w:bottom w:val="single" w:sz="5" w:space="1" w:color="222222"/>
-        </w:pBdr>
-      </w:pPr>
-    </w:p>
-    <w:p>
-      <w:pPr>
-        <w:pStyle w:val="ResumeRole"/>
-      </w:pPr>
-      <w:r>
-        <w:rPr>
-          <w:rFonts w:ascii="Arial" w:hAnsi="Arial"/>
-          <w:b/>
-          <w:color w:val="111111"/>
-          <w:sz w:val="20"/>
-        </w:rPr>
-        <w:t>Analista Desenvolvedor</w:t>
-      </w:r>
-    </w:p>
-    <w:p>
-      <w:pPr>
-        <w:pStyle w:val="ResumeMeta"/>
-      </w:pPr>
-      <w:r>
-        <w:rPr>
-          <w:rFonts w:ascii="Arial" w:hAnsi="Arial"/>
-          <w:color w:val="111111"/>
-          <w:sz w:val="18"/>
-        </w:rPr>
-        <w:t>NationSoft - 07/2006 - 10/2007</w:t>
-      </w:r>
-    </w:p>
-    <w:p>
-      <w:pPr>
-        <w:pStyle w:val="ResumeBody"/>
-        <w:spacing w:after="60"/>
-      </w:pPr>
-      <w:r>
-        <w:rPr>
-          <w:rFonts w:ascii="Arial" w:hAnsi="Arial"/>
-          <w:i w:val="0"/>
-          <w:color w:val="111111"/>
-          <w:sz w:val="18"/>
-        </w:rPr>
-        <w:t>Atuei no desenvolvimento de diversos produtos internos da empresa, como sistemas de gestão de desempenho, controle de horas (timesheet), integração de dados entre sistemas e banco de dados de currículos, entre outros.</w:t>
-      </w:r>
-    </w:p>
-    <w:p>
-      <w:pPr>
-        <w:pStyle w:val="ResumeCategory"/>
-      </w:pPr>
-      <w:r>
-        <w:rPr>
-          <w:rFonts w:ascii="Arial" w:hAnsi="Arial"/>
-          <w:b/>
-          <w:color w:val="111111"/>
-          <w:sz w:val="18"/>
-        </w:rPr>
-        <w:t>Tecnologias</w:t>
-      </w:r>
-    </w:p>
-    <w:p>
-      <w:pPr>
-        <w:pStyle w:val="ResumeCompactBullet"/>
-      </w:pPr>
-      <w:r>
-        <w:rPr>
-          <w:rFonts w:ascii="Arial" w:hAnsi="Arial"/>
-          <w:color w:val="111111"/>
-          <w:sz w:val="18"/>
-        </w:rPr>
-        <w:t>AJAX</w:t>
-      </w:r>
-    </w:p>
-    <w:p>
-      <w:pPr>
-        <w:pStyle w:val="ResumeCompactBullet"/>
-      </w:pPr>
-      <w:r>
-        <w:rPr>
-          <w:rFonts w:ascii="Arial" w:hAnsi="Arial"/>
-          <w:color w:val="111111"/>
-          <w:sz w:val="18"/>
-        </w:rPr>
-        <w:t>YUI</w:t>
-      </w:r>
-    </w:p>
-    <w:p>
-      <w:pPr>
-        <w:pStyle w:val="ResumeCompactBullet"/>
-      </w:pPr>
-      <w:r>
-        <w:rPr>
-          <w:rFonts w:ascii="Arial" w:hAnsi="Arial"/>
-          <w:color w:val="111111"/>
-          <w:sz w:val="18"/>
-        </w:rPr>
-        <w:t>DHTML</w:t>
-      </w:r>
-    </w:p>
-    <w:p>
-      <w:pPr>
-        <w:pStyle w:val="ResumeCompactBullet"/>
-      </w:pPr>
-      <w:r>
-        <w:rPr>
-          <w:rFonts w:ascii="Arial" w:hAnsi="Arial"/>
-          <w:color w:val="111111"/>
-          <w:sz w:val="18"/>
-        </w:rPr>
-        <w:t>ASP.NET</w:t>
-      </w:r>
-    </w:p>
-    <w:p>
-      <w:pPr>
-        <w:pStyle w:val="ResumeCompactBullet"/>
-      </w:pPr>
-      <w:r>
-        <w:rPr>
-          <w:rFonts w:ascii="Arial" w:hAnsi="Arial"/>
-          <w:color w:val="111111"/>
-          <w:sz w:val="18"/>
-        </w:rPr>
-        <w:t>Web Services</w:t>
-      </w:r>
-    </w:p>
-    <w:p>
-      <w:pPr>
-        <w:pStyle w:val="ResumeCompactBullet"/>
-      </w:pPr>
-      <w:r>
-        <w:rPr>
-          <w:rFonts w:ascii="Arial" w:hAnsi="Arial"/>
-          <w:color w:val="111111"/>
-          <w:sz w:val="18"/>
-        </w:rPr>
-        <w:t>XML</w:t>
-      </w:r>
-    </w:p>
-    <w:p>
-      <w:pPr>
-        <w:pStyle w:val="ResumeCompactBullet"/>
-      </w:pPr>
-      <w:r>
-        <w:rPr>
-          <w:rFonts w:ascii="Arial" w:hAnsi="Arial"/>
-          <w:color w:val="111111"/>
-          <w:sz w:val="18"/>
-        </w:rPr>
-        <w:t>C#</w:t>
-      </w:r>
-    </w:p>
-    <w:p>
-      <w:pPr>
-        <w:pStyle w:val="ResumeCompactBullet"/>
-      </w:pPr>
-      <w:r>
-        <w:rPr>
-          <w:rFonts w:ascii="Arial" w:hAnsi="Arial"/>
-          <w:color w:val="111111"/>
-          <w:sz w:val="18"/>
-        </w:rPr>
-        <w:t>SQL Server</w:t>
-      </w:r>
-    </w:p>
-    <w:p>
-      <w:pPr>
-        <w:spacing w:before="20" w:after="80"/>
-        <w:pBdr>
-          <w:bottom w:val="single" w:sz="5" w:space="1" w:color="222222"/>
-        </w:pBdr>
-      </w:pPr>
-    </w:p>
-    <w:p>
-      <w:pPr>
-        <w:pStyle w:val="ResumeRole"/>
-      </w:pPr>
-      <w:r>
-        <w:rPr>
-          <w:rFonts w:ascii="Arial" w:hAnsi="Arial"/>
-          <w:b/>
-          <w:color w:val="111111"/>
-          <w:sz w:val="20"/>
-        </w:rPr>
-        <w:t>Desenvolvedor</w:t>
-      </w:r>
-    </w:p>
-    <w:p>
-      <w:pPr>
-        <w:pStyle w:val="ResumeMeta"/>
-      </w:pPr>
-      <w:r>
-        <w:rPr>
-          <w:rFonts w:ascii="Arial" w:hAnsi="Arial"/>
-          <w:color w:val="111111"/>
-          <w:sz w:val="18"/>
-        </w:rPr>
-        <w:t>Hewlett-Packard - 02/2002 - 07/2006</w:t>
-      </w:r>
-    </w:p>
-    <w:p>
-      <w:pPr>
-        <w:pStyle w:val="ResumeBody"/>
-        <w:spacing w:after="60"/>
-      </w:pPr>
-      <w:r>
-        <w:rPr>
-          <w:rFonts w:ascii="Arial" w:hAnsi="Arial"/>
-          <w:i w:val="0"/>
-          <w:color w:val="111111"/>
-          <w:sz w:val="18"/>
-        </w:rPr>
-        <w:t>Desenvolvimento de aplicações para apoiar os processos de Recursos Humanos da HP. Contribuí para o desenvolvimento da intranet do setor, criando serviços de autoatendimento para funcionários.</w:t>
-      </w:r>
-    </w:p>
-    <w:p>
-      <w:pPr>
-        <w:pStyle w:val="ResumeCategory"/>
-      </w:pPr>
-      <w:r>
-        <w:rPr>
-          <w:rFonts w:ascii="Arial" w:hAnsi="Arial"/>
-          <w:b/>
-          <w:color w:val="111111"/>
-          <w:sz w:val="18"/>
-        </w:rPr>
-        <w:t>Tecnologias</w:t>
-      </w:r>
-    </w:p>
-    <w:p>
-      <w:pPr>
-        <w:pStyle w:val="ResumeCompactBullet"/>
-      </w:pPr>
-      <w:r>
-        <w:rPr>
-          <w:rFonts w:ascii="Arial" w:hAnsi="Arial"/>
-          <w:color w:val="111111"/>
-          <w:sz w:val="18"/>
-        </w:rPr>
-        <w:t>ASP.NET</w:t>
-      </w:r>
-    </w:p>
-    <w:p>
-      <w:pPr>
-        <w:pStyle w:val="ResumeCompactBullet"/>
-      </w:pPr>
-      <w:r>
-        <w:rPr>
-          <w:rFonts w:ascii="Arial" w:hAnsi="Arial"/>
-          <w:color w:val="111111"/>
-          <w:sz w:val="18"/>
-        </w:rPr>
-        <w:t>C#</w:t>
-      </w:r>
-    </w:p>
-    <w:p>
-      <w:pPr>
-        <w:pStyle w:val="ResumeCompactBullet"/>
-      </w:pPr>
-      <w:r>
-        <w:rPr>
-          <w:rFonts w:ascii="Arial" w:hAnsi="Arial"/>
-          <w:color w:val="111111"/>
-          <w:sz w:val="18"/>
-        </w:rPr>
-        <w:t>XML</w:t>
-      </w:r>
-    </w:p>
-    <w:p>
-      <w:pPr>
-        <w:pStyle w:val="ResumeCompactBullet"/>
-      </w:pPr>
-      <w:r>
-        <w:rPr>
-          <w:rFonts w:ascii="Arial" w:hAnsi="Arial"/>
-          <w:color w:val="111111"/>
-          <w:sz w:val="18"/>
-        </w:rPr>
-        <w:t>ASP</w:t>
-      </w:r>
-    </w:p>
-    <w:p>
-      <w:pPr>
-        <w:pStyle w:val="ResumeCompactBullet"/>
-      </w:pPr>
-      <w:r>
-        <w:rPr>
-          <w:rFonts w:ascii="Arial" w:hAnsi="Arial"/>
-          <w:color w:val="111111"/>
-          <w:sz w:val="18"/>
-        </w:rPr>
-        <w:t>DHTML (JavaScript, HTML, CSS)</w:t>
-      </w:r>
-    </w:p>
-    <w:p>
-      <w:pPr>
-        <w:pStyle w:val="ResumeCompactBullet"/>
-      </w:pPr>
-      <w:r>
-        <w:rPr>
-          <w:rFonts w:ascii="Arial" w:hAnsi="Arial"/>
-          <w:color w:val="111111"/>
-          <w:sz w:val="18"/>
-        </w:rPr>
-        <w:t>VB 6.0</w:t>
-      </w:r>
-    </w:p>
-    <w:p>
-      <w:pPr>
-        <w:pStyle w:val="ResumeCompactBullet"/>
-      </w:pPr>
-      <w:r>
-        <w:rPr>
-          <w:rFonts w:ascii="Arial" w:hAnsi="Arial"/>
-          <w:color w:val="111111"/>
-          <w:sz w:val="18"/>
-        </w:rPr>
-        <w:t>VBA</w:t>
-      </w:r>
-    </w:p>
-    <w:p>
-      <w:pPr>
-        <w:pStyle w:val="ResumeCompactBullet"/>
-      </w:pPr>
-      <w:r>
-        <w:rPr>
-          <w:rFonts w:ascii="Arial" w:hAnsi="Arial"/>
-          <w:color w:val="111111"/>
-          <w:sz w:val="18"/>
-        </w:rPr>
-        <w:t>Oracle</w:t>
-      </w:r>
-    </w:p>
-    <w:p>
-      <w:pPr>
-        <w:pStyle w:val="ResumeCompactBullet"/>
-      </w:pPr>
-      <w:r>
-        <w:rPr>
-          <w:rFonts w:ascii="Arial" w:hAnsi="Arial"/>
-          <w:color w:val="111111"/>
-          <w:sz w:val="18"/>
-        </w:rPr>
-        <w:t>PL/SQL</w:t>
-      </w:r>
-    </w:p>
-    <w:p>
-      <w:pPr>
-        <w:spacing w:before="20" w:after="80"/>
-        <w:pBdr>
-          <w:bottom w:val="single" w:sz="5" w:space="1" w:color="222222"/>
-        </w:pBdr>
-      </w:pPr>
-    </w:p>
-    <w:p>
-      <w:pPr>
-        <w:pStyle w:val="ResumeRole"/>
-      </w:pPr>
-      <w:r>
-        <w:rPr>
-          <w:rFonts w:ascii="Arial" w:hAnsi="Arial"/>
-          <w:b/>
-          <w:color w:val="111111"/>
-          <w:sz w:val="20"/>
-        </w:rPr>
-        <w:t>Assistente Administrativo</w:t>
-      </w:r>
-    </w:p>
-    <w:p>
-      <w:pPr>
-        <w:pStyle w:val="ResumeMeta"/>
-      </w:pPr>
-      <w:r>
-        <w:rPr>
-          <w:rFonts w:ascii="Arial" w:hAnsi="Arial"/>
-          <w:color w:val="111111"/>
-          <w:sz w:val="18"/>
-        </w:rPr>
-        <w:t>Hewlett-Packard - 10/1996 - 02/2002</w:t>
-      </w:r>
-    </w:p>
-    <w:p>
-      <w:pPr>
-        <w:pStyle w:val="ResumeBody"/>
-        <w:spacing w:after="60"/>
-      </w:pPr>
-      <w:r>
-        <w:rPr>
-          <w:rFonts w:ascii="Arial" w:hAnsi="Arial"/>
-          <w:i w:val="0"/>
-          <w:color w:val="111111"/>
-          <w:sz w:val="18"/>
-        </w:rPr>
-        <w:t>Atuei por quase seis anos na área administrativa de Recursos Humanos – Administração de Pessoal – sendo responsável pelo processo de admissão de funcionários e estagiários.</w:t>
-      </w:r>
-    </w:p>
-    <w:p>
-      <w:pPr>
-        <w:pStyle w:val="ResumeBody"/>
-        <w:spacing w:after="60"/>
-      </w:pPr>
-      <w:r>
-        <w:rPr>
-          <w:rFonts w:ascii="Arial" w:hAnsi="Arial"/>
-          <w:i w:val="0"/>
-          <w:color w:val="111111"/>
-          <w:sz w:val="18"/>
-        </w:rPr>
-        <w:t>Apesar de atuar numa área administrativa, desenvolvi diversas ferramentas para otimizar o trabalho. Posteriormente, fui convidado a integrar a área de TI responsável pela tecnologia de RH.</w:t>
-      </w:r>
-    </w:p>
-    <w:p>
-      <w:pPr>
-        <w:pStyle w:val="ResumeCategory"/>
-      </w:pPr>
-      <w:r>
-        <w:rPr>
-          <w:rFonts w:ascii="Arial" w:hAnsi="Arial"/>
-          <w:b/>
-          <w:color w:val="111111"/>
-          <w:sz w:val="18"/>
-        </w:rPr>
-        <w:t>Tecnologias</w:t>
-      </w:r>
-    </w:p>
-    <w:p>
-      <w:pPr>
-        <w:pStyle w:val="ResumeCompactBullet"/>
-      </w:pPr>
-      <w:r>
-        <w:rPr>
-          <w:rFonts w:ascii="Arial" w:hAnsi="Arial"/>
-          <w:color w:val="111111"/>
-          <w:sz w:val="18"/>
-        </w:rPr>
-        <w:t>ASP.NET</w:t>
-      </w:r>
-    </w:p>
-    <w:p>
-      <w:pPr>
-        <w:pStyle w:val="ResumeCompactBullet"/>
-      </w:pPr>
-      <w:r>
-        <w:rPr>
-          <w:rFonts w:ascii="Arial" w:hAnsi="Arial"/>
-          <w:color w:val="111111"/>
-          <w:sz w:val="18"/>
-        </w:rPr>
-        <w:t>MS Access</w:t>
-      </w:r>
-    </w:p>
-    <w:p>
-      <w:pPr>
-        <w:pStyle w:val="ResumeCompactBullet"/>
-      </w:pPr>
-      <w:r>
-        <w:rPr>
-          <w:rFonts w:ascii="Arial" w:hAnsi="Arial"/>
-          <w:color w:val="111111"/>
-          <w:sz w:val="18"/>
-        </w:rPr>
-        <w:t>MS Office</w:t>
-      </w:r>
-    </w:p>
-    <w:p>
-      <w:pPr>
-        <w:pStyle w:val="ResumeCompactBullet"/>
-      </w:pPr>
-      <w:r>
-        <w:rPr>
-          <w:rFonts w:ascii="Arial" w:hAnsi="Arial"/>
-          <w:color w:val="111111"/>
-          <w:sz w:val="18"/>
-        </w:rPr>
-        <w:t>VBA</w:t>
-      </w:r>
-    </w:p>
-    <w:p>
-      <w:pPr>
-        <w:pStyle w:val="ResumeCompactBullet"/>
-      </w:pPr>
-      <w:r>
-        <w:rPr>
-          <w:rFonts w:ascii="Arial" w:hAnsi="Arial"/>
-          <w:color w:val="111111"/>
-          <w:sz w:val="18"/>
-        </w:rPr>
-        <w:t>VB6</w:t>
-      </w:r>
-    </w:p>
-    <w:p>
-      <w:pPr>
-        <w:pStyle w:val="ResumeCompactBullet"/>
-      </w:pPr>
-      <w:r>
-        <w:rPr>
-          <w:rFonts w:ascii="Arial" w:hAnsi="Arial"/>
-          <w:color w:val="111111"/>
-          <w:sz w:val="18"/>
-        </w:rPr>
-        <w:t>Oracle</w:t>
-      </w:r>
-    </w:p>
-    <w:p>
-      <w:pPr>
-        <w:pStyle w:val="ResumeCompactBullet"/>
-      </w:pPr>
-      <w:r>
-        <w:rPr>
-          <w:rFonts w:ascii="Arial" w:hAnsi="Arial"/>
-          <w:color w:val="111111"/>
-          <w:sz w:val="18"/>
-        </w:rPr>
-        <w:t>PeopleSoft</w:t>
-      </w:r>
-    </w:p>
-    <w:p>
-      <w:pPr>
-        <w:spacing w:before="20" w:after="80"/>
-        <w:pBdr>
-          <w:bottom w:val="single" w:sz="5" w:space="1" w:color="222222"/>
-        </w:pBdr>
-      </w:pPr>
     </w:p>
     <w:sectPr>
       <w:type w:val="continuous"/>
